--- a/fligel/docs/Fligel_Tutorial.docx
+++ b/fligel/docs/Fligel_Tutorial.docx
@@ -5362,7 +5362,7 @@
         <w:rPr>
           <w:rFonts w:ascii="Arial" w:cs="Arial" w:eastAsia="Arial" w:hAnsi="Arial"/>
         </w:rPr>
-        <w:t xml:space="preserve">. В поле </w:t>
+        <w:t xml:space="preserve">. Поле </w:t>
       </w:r>
       <w:r>
         <w:rPr>
@@ -5377,7 +5377,22 @@
         <w:rPr>
           <w:rFonts w:ascii="Arial" w:cs="Arial" w:eastAsia="Arial" w:hAnsi="Arial"/>
         </w:rPr>
-        <w:t xml:space="preserve"> могут быть подсказки о том, что ещё не настроено (SMTP, реквизиты) — мы их закроем в следующих разделах. Откройте в браузере </w:t>
+        <w:t xml:space="preserve"> — число подсказок о том, что ещё не настроено (SMTP, реквизиты); тексты подсказок видны в панели оператора </w:t>
+      </w:r>
+      <w:r>
+        <w:rPr>
+          <w:rFonts w:ascii="Courier New" w:cs="Courier New" w:eastAsia="Courier New" w:hAnsi="Courier New"/>
+          <w:color w:val="8A2D12"/>
+          <w:sz w:val="20"/>
+          <w:szCs w:val="20"/>
+        </w:rPr>
+        <w:t xml:space="preserve">/operator/</w:t>
+      </w:r>
+      <w:r>
+        <w:rPr>
+          <w:rFonts w:ascii="Arial" w:cs="Arial" w:eastAsia="Arial" w:hAnsi="Arial"/>
+        </w:rPr>
+        <w:t xml:space="preserve">. Мы закроем их в следующих разделах. Откройте в браузере </w:t>
       </w:r>
       <w:r>
         <w:rPr>
@@ -9520,7 +9535,7 @@
                 <w:sz w:val="21"/>
                 <w:szCs w:val="21"/>
               </w:rPr>
-              <w:t xml:space="preserve">, вебхук может подделать кто угодно. </w:t>
+              <w:t xml:space="preserve">, вебхук может подделать кто угодно. панель оператора покажет предупреждение (а </w:t>
             </w:r>
             <w:r>
               <w:rPr>
@@ -9537,7 +9552,7 @@
                 <w:sz w:val="21"/>
                 <w:szCs w:val="21"/>
               </w:rPr>
-              <w:t xml:space="preserve"> и панель оператора покажут предупреждение — не игнорируйте его.</w:t>
+              <w:t xml:space="preserve"> — их число) — не игнорируйте его.</w:t>
             </w:r>
           </w:p>
         </w:tc>
@@ -10010,8 +10025,16 @@
       <w:r>
         <w:rPr>
           <w:rFonts w:ascii="Arial" w:cs="Arial" w:eastAsia="Arial" w:hAnsi="Arial"/>
-        </w:rPr>
-        <w:t xml:space="preserve">Режим отладки включён по умолчанию («Площадки → Состояние синхронизации» внизу); он сохранит сырые календари.</w:t>
+          <w:b/>
+          <w:bCs/>
+        </w:rPr>
+        <w:t xml:space="preserve">Включите режим отладки</w:t>
+      </w:r>
+      <w:r>
+        <w:rPr>
+          <w:rFonts w:ascii="Arial" w:cs="Arial" w:eastAsia="Arial" w:hAnsi="Arial"/>
+        </w:rPr>
+        <w:t xml:space="preserve"> («Площадки → Состояние синхронизации», переключатель внизу). По умолчанию он выключен — в календарях бывают имена гостей; включённый, он сохраняет сырые календари для разбора.</w:t>
       </w:r>
     </w:p>
     <w:p>
@@ -12398,7 +12421,7 @@
                 <w:sz w:val="20"/>
                 <w:szCs w:val="20"/>
               </w:rPr>
-              <w:t xml:space="preserve">Подсказки по настройкам сервера. На код ответа не влияют, но должны быть пустыми перед запуском.</w:t>
+              <w:t xml:space="preserve">Число подсказок по настройкам сервера (тексты — в панели оператора). На код ответа не влияют, но перед запуском должно быть 0.</w:t>
             </w:r>
           </w:p>
         </w:tc>
@@ -18593,7 +18616,7 @@
         <w:rPr>
           <w:rFonts w:ascii="Arial" w:cs="Arial" w:eastAsia="Arial" w:hAnsi="Arial"/>
         </w:rPr>
-        <w:t xml:space="preserve"> пусто.</w:t>
+        <w:t xml:space="preserve"> равно 0.</w:t>
       </w:r>
     </w:p>
     <w:p>

--- a/fligel/docs/Fligel_Tutorial.docx
+++ b/fligel/docs/Fligel_Tutorial.docx
@@ -86,7 +86,7 @@
           <w:sz w:val="24"/>
           <w:szCs w:val="24"/>
         </w:rPr>
-        <w:t xml:space="preserve">Версия документа: 14.10.2026 · ветка проекта feature/stabilize</w:t>
+        <w:t xml:space="preserve">Версия документа: 23.10.2026 · ветка проекта main</w:t>
       </w:r>
     </w:p>
     <w:p>
@@ -4697,7 +4697,7 @@
         <w:rPr>
           <w:rFonts w:ascii="Arial" w:cs="Arial" w:eastAsia="Arial" w:hAnsi="Arial"/>
         </w:rPr>
-        <w:t xml:space="preserve">Выберите правильную ветку</w:t>
+        <w:t xml:space="preserve">Проверьте ветку</w:t>
       </w:r>
     </w:p>
     <w:p>
@@ -4708,21 +4708,22 @@
         <w:rPr>
           <w:rFonts w:ascii="Arial" w:cs="Arial" w:eastAsia="Arial" w:hAnsi="Arial"/>
         </w:rPr>
-        <w:t xml:space="preserve">По умолчанию git скачивает самую первую версию проекта — </w:t>
-      </w:r>
-      <w:r>
-        <w:rPr>
-          <w:rFonts w:ascii="Arial" w:cs="Arial" w:eastAsia="Arial" w:hAnsi="Arial"/>
-          <w:b/>
-          <w:bCs/>
-        </w:rPr>
-        <w:t xml:space="preserve">её не нужно использовать</w:t>
-      </w:r>
-      <w:r>
-        <w:rPr>
-          <w:rFonts w:ascii="Arial" w:cs="Arial" w:eastAsia="Arial" w:hAnsi="Arial"/>
-        </w:rPr>
-        <w:t xml:space="preserve">. Переключитесь на свежую ветку:</w:t>
+        <w:t xml:space="preserve">Актуальная версия проекта — в основной ветке </w:t>
+      </w:r>
+      <w:r>
+        <w:rPr>
+          <w:rFonts w:ascii="Courier New" w:cs="Courier New" w:eastAsia="Courier New" w:hAnsi="Courier New"/>
+          <w:color w:val="8A2D12"/>
+          <w:sz w:val="20"/>
+          <w:szCs w:val="20"/>
+        </w:rPr>
+        <w:t xml:space="preserve">main</w:t>
+      </w:r>
+      <w:r>
+        <w:rPr>
+          <w:rFonts w:ascii="Arial" w:cs="Arial" w:eastAsia="Arial" w:hAnsi="Arial"/>
+        </w:rPr>
+        <w:t xml:space="preserve">, её git и скачивает по умолчанию. Проверьте:</w:t>
       </w:r>
     </w:p>
     <w:tbl>
@@ -4771,7 +4772,7 @@
                 <w:sz w:val="19"/>
                 <w:szCs w:val="19"/>
               </w:rPr>
-              <w:t xml:space="preserve">git checkout feature/stabilize</w:t>
+              <w:t xml:space="preserve">git branch --show-current</w:t>
             </w:r>
           </w:p>
         </w:tc>
@@ -4790,7 +4791,7 @@
         <w:rPr>
           <w:rFonts w:ascii="Arial" w:cs="Arial" w:eastAsia="Arial" w:hAnsi="Arial"/>
         </w:rPr>
-        <w:t xml:space="preserve">Когда последняя версия будет слита в основную ветку </w:t>
+        <w:t xml:space="preserve">Должно быть написано </w:t>
       </w:r>
       <w:r>
         <w:rPr>
@@ -4805,7 +4806,7 @@
         <w:rPr>
           <w:rFonts w:ascii="Arial" w:cs="Arial" w:eastAsia="Arial" w:hAnsi="Arial"/>
         </w:rPr>
-        <w:t xml:space="preserve">, вместо </w:t>
+        <w:t xml:space="preserve">. Если нет (например, в настройках репозитория ещё не выбрана основная ветка), переключитесь: </w:t>
       </w:r>
       <w:r>
         <w:rPr>
@@ -4814,37 +4815,7 @@
           <w:sz w:val="20"/>
           <w:szCs w:val="20"/>
         </w:rPr>
-        <w:t xml:space="preserve">feature/stabilize</w:t>
-      </w:r>
-      <w:r>
-        <w:rPr>
-          <w:rFonts w:ascii="Arial" w:cs="Arial" w:eastAsia="Arial" w:hAnsi="Arial"/>
-        </w:rPr>
-        <w:t xml:space="preserve"> используйте </w:t>
-      </w:r>
-      <w:r>
-        <w:rPr>
-          <w:rFonts w:ascii="Courier New" w:cs="Courier New" w:eastAsia="Courier New" w:hAnsi="Courier New"/>
-          <w:color w:val="8A2D12"/>
-          <w:sz w:val="20"/>
-          <w:szCs w:val="20"/>
-        </w:rPr>
-        <w:t xml:space="preserve">main</w:t>
-      </w:r>
-      <w:r>
-        <w:rPr>
-          <w:rFonts w:ascii="Arial" w:cs="Arial" w:eastAsia="Arial" w:hAnsi="Arial"/>
-        </w:rPr>
-        <w:t xml:space="preserve">. Проверить, на какой вы ветке: </w:t>
-      </w:r>
-      <w:r>
-        <w:rPr>
-          <w:rFonts w:ascii="Courier New" w:cs="Courier New" w:eastAsia="Courier New" w:hAnsi="Courier New"/>
-          <w:color w:val="8A2D12"/>
-          <w:sz w:val="20"/>
-          <w:szCs w:val="20"/>
-        </w:rPr>
-        <w:t xml:space="preserve">git branch --show-current</w:t>
+        <w:t xml:space="preserve">git checkout main</w:t>
       </w:r>
       <w:r>
         <w:rPr>
@@ -20046,24 +20017,7 @@
                 <w:sz w:val="20"/>
                 <w:szCs w:val="20"/>
               </w:rPr>
-              <w:t xml:space="preserve"> — основная, </w:t>
-            </w:r>
-            <w:r>
-              <w:rPr>
-                <w:rFonts w:ascii="Courier New" w:cs="Courier New" w:eastAsia="Courier New" w:hAnsi="Courier New"/>
-                <w:color w:val="8A2D12"/>
-                <w:sz w:val="20"/>
-                <w:szCs w:val="20"/>
-              </w:rPr>
-              <w:t xml:space="preserve">feature/stabilize</w:t>
-            </w:r>
-            <w:r>
-              <w:rPr>
-                <w:rFonts w:ascii="Arial" w:cs="Arial" w:eastAsia="Arial" w:hAnsi="Arial"/>
-                <w:sz w:val="20"/>
-                <w:szCs w:val="20"/>
-              </w:rPr>
-              <w:t xml:space="preserve"> — свежая рабочая.</w:t>
+              <w:t xml:space="preserve"> — основная (актуальная), остальные — старые рабочие.</w:t>
             </w:r>
           </w:p>
         </w:tc>
